--- a/00-首页/题组Word/习题书/学生版/第二篇-结构化学/7-结构化学基础.docx
+++ b/00-首页/题组Word/习题书/学生版/第二篇-结构化学/7-结构化学基础.docx
@@ -222,7 +222,7 @@
           <w:color w:val="5B6975"/>
           <w:sz w:val="24"/>
         </w:rPr>
-        <w:t>：2026-09-01</w:t>
+        <w:t>：2026-09-06</w:t>
       </w:r>
     </w:p>
     <w:p>

--- a/00-首页/题组Word/习题书/学生版/第二篇-结构化学/7-结构化学基础.docx
+++ b/00-首页/题组Word/习题书/学生版/第二篇-结构化学/7-结构化学基础.docx
@@ -3,239 +3,6 @@
 <w:document xmlns:w="http://schemas.openxmlformats.org/wordprocessingml/2006/main" xmlns:m="http://schemas.openxmlformats.org/officeDocument/2006/math" xmlns:r="http://schemas.openxmlformats.org/officeDocument/2006/relationships" xmlns:o="urn:schemas-microsoft-com:office:office" xmlns:v="urn:schemas-microsoft-com:vml" xmlns:w10="urn:schemas-microsoft-com:office:word" xmlns:a="http://schemas.openxmlformats.org/drawingml/2006/main" xmlns:pic="http://schemas.openxmlformats.org/drawingml/2006/picture" xmlns:wp="http://schemas.openxmlformats.org/drawingml/2006/wordprocessingDrawing">
   <w:body>
     <w:bookmarkStart w:id="36" w:name="第-7-章-结构化学基础"/>
-    <w:p>
-      <w:pPr>
-        <w:spacing w:after="1800" w:before="1200" w:line="276" w:lineRule="auto"/>
-        <w:jc w:val="center"/>
-      </w:pPr>
-    </w:p>
-    <w:p>
-      <w:pPr>
-        <w:spacing w:after="320" w:before="0" w:line="276" w:lineRule="auto"/>
-        <w:jc w:val="center"/>
-      </w:pPr>
-      <w:r>
-        <w:rPr>
-          <w:rFonts w:ascii="Times New Roman" w:hAnsi="Times New Roman" w:eastAsia="SimHei" w:cs="Times New Roman"/>
-          <w:b/>
-          <w:color w:val="17324D"/>
-          <w:sz w:val="64"/>
-        </w:rPr>
-        <w:t>化学竞赛习题册</w:t>
-      </w:r>
-    </w:p>
-    <w:p>
-      <w:pPr>
-        <w:spacing w:after="120" w:before="0" w:line="276" w:lineRule="auto"/>
-        <w:jc w:val="center"/>
-      </w:pPr>
-      <w:r>
-        <w:rPr>
-          <w:rFonts w:ascii="Times New Roman" w:hAnsi="Times New Roman" w:eastAsia="SimHei" w:cs="Times New Roman"/>
-          <w:b w:val="0"/>
-          <w:color w:val="5B6975"/>
-          <w:sz w:val="32"/>
-        </w:rPr>
-        <w:t>第二篇</w:t>
-      </w:r>
-      <w:r>
-        <w:rPr>
-          <w:rFonts w:ascii="Times New Roman" w:hAnsi="Times New Roman" w:eastAsia="Times New Roman" w:cs="Times New Roman"/>
-          <w:b w:val="0"/>
-          <w:color w:val="5B6975"/>
-          <w:sz w:val="32"/>
-        </w:rPr>
-        <w:t xml:space="preserve"> </w:t>
-      </w:r>
-      <w:r>
-        <w:rPr>
-          <w:rFonts w:ascii="Times New Roman" w:hAnsi="Times New Roman" w:eastAsia="SimHei" w:cs="Times New Roman"/>
-          <w:b w:val="0"/>
-          <w:color w:val="5B6975"/>
-          <w:sz w:val="32"/>
-        </w:rPr>
-        <w:t>结构化学</w:t>
-      </w:r>
-    </w:p>
-    <w:p>
-      <w:pPr>
-        <w:spacing w:after="600" w:before="0" w:line="276" w:lineRule="auto"/>
-        <w:jc w:val="center"/>
-      </w:pPr>
-      <w:r>
-        <w:rPr>
-          <w:rFonts w:ascii="Times New Roman" w:hAnsi="Times New Roman" w:eastAsia="SimHei" w:cs="Times New Roman"/>
-          <w:b/>
-          <w:color w:val="17324D"/>
-          <w:sz w:val="44"/>
-        </w:rPr>
-        <w:t>第</w:t>
-      </w:r>
-      <w:r>
-        <w:rPr>
-          <w:rFonts w:ascii="Times New Roman" w:hAnsi="Times New Roman" w:eastAsia="Times New Roman" w:cs="Times New Roman"/>
-          <w:b/>
-          <w:color w:val="17324D"/>
-          <w:sz w:val="44"/>
-        </w:rPr>
-        <w:t xml:space="preserve"> 7 </w:t>
-      </w:r>
-      <w:r>
-        <w:rPr>
-          <w:rFonts w:ascii="Times New Roman" w:hAnsi="Times New Roman" w:eastAsia="SimHei" w:cs="Times New Roman"/>
-          <w:b/>
-          <w:color w:val="17324D"/>
-          <w:sz w:val="44"/>
-        </w:rPr>
-        <w:t>章</w:t>
-      </w:r>
-      <w:r>
-        <w:rPr>
-          <w:rFonts w:ascii="Times New Roman" w:hAnsi="Times New Roman" w:eastAsia="Times New Roman" w:cs="Times New Roman"/>
-          <w:b/>
-          <w:color w:val="17324D"/>
-          <w:sz w:val="44"/>
-        </w:rPr>
-        <w:t xml:space="preserve"> </w:t>
-      </w:r>
-      <w:r>
-        <w:rPr>
-          <w:rFonts w:ascii="Times New Roman" w:hAnsi="Times New Roman" w:eastAsia="SimHei" w:cs="Times New Roman"/>
-          <w:b/>
-          <w:color w:val="17324D"/>
-          <w:sz w:val="44"/>
-        </w:rPr>
-        <w:t>结构化学基础</w:t>
-      </w:r>
-    </w:p>
-    <w:p>
-      <w:pPr>
-        <w:spacing w:after="600" w:before="120" w:line="276" w:lineRule="auto"/>
-        <w:jc w:val="center"/>
-        <w:pBdr>
-          <w:bottom w:val="single" w:sz="8" w:space="4" w:color="4A6577"/>
-        </w:pBdr>
-      </w:pPr>
-    </w:p>
-    <w:p>
-      <w:pPr>
-        <w:spacing w:after="160" w:before="0" w:line="276" w:lineRule="auto"/>
-        <w:jc w:val="center"/>
-      </w:pPr>
-      <w:r>
-        <w:rPr>
-          <w:rFonts w:ascii="Times New Roman" w:hAnsi="Times New Roman" w:eastAsia="FangSong" w:cs="Times New Roman"/>
-          <w:b w:val="0"/>
-          <w:color w:val="5B6975"/>
-          <w:sz w:val="24"/>
-        </w:rPr>
-        <w:t>题量</w:t>
-      </w:r>
-      <w:r>
-        <w:rPr>
-          <w:rFonts w:ascii="Times New Roman" w:hAnsi="Times New Roman" w:eastAsia="Times New Roman" w:cs="Times New Roman"/>
-          <w:b w:val="0"/>
-          <w:color w:val="5B6975"/>
-          <w:sz w:val="24"/>
-        </w:rPr>
-        <w:t>：24</w:t>
-      </w:r>
-    </w:p>
-    <w:p>
-      <w:pPr>
-        <w:spacing w:after="160" w:before="0" w:line="276" w:lineRule="auto"/>
-        <w:jc w:val="center"/>
-      </w:pPr>
-      <w:r>
-        <w:rPr>
-          <w:rFonts w:ascii="Times New Roman" w:hAnsi="Times New Roman" w:eastAsia="FangSong" w:cs="Times New Roman"/>
-          <w:b w:val="0"/>
-          <w:color w:val="5B6975"/>
-          <w:sz w:val="24"/>
-        </w:rPr>
-        <w:t>版本</w:t>
-      </w:r>
-      <w:r>
-        <w:rPr>
-          <w:rFonts w:ascii="Times New Roman" w:hAnsi="Times New Roman" w:eastAsia="Times New Roman" w:cs="Times New Roman"/>
-          <w:b w:val="0"/>
-          <w:color w:val="5B6975"/>
-          <w:sz w:val="24"/>
-        </w:rPr>
-        <w:t>：</w:t>
-      </w:r>
-      <w:r>
-        <w:rPr>
-          <w:rFonts w:ascii="Times New Roman" w:hAnsi="Times New Roman" w:eastAsia="FangSong" w:cs="Times New Roman"/>
-          <w:b w:val="0"/>
-          <w:color w:val="5B6975"/>
-          <w:sz w:val="24"/>
-        </w:rPr>
-        <w:t>学生版</w:t>
-      </w:r>
-      <w:r>
-        <w:rPr>
-          <w:rFonts w:ascii="Times New Roman" w:hAnsi="Times New Roman" w:eastAsia="Times New Roman" w:cs="Times New Roman"/>
-          <w:b w:val="0"/>
-          <w:color w:val="5B6975"/>
-          <w:sz w:val="24"/>
-        </w:rPr>
-        <w:t>（</w:t>
-      </w:r>
-      <w:r>
-        <w:rPr>
-          <w:rFonts w:ascii="Times New Roman" w:hAnsi="Times New Roman" w:eastAsia="FangSong" w:cs="Times New Roman"/>
-          <w:b w:val="0"/>
-          <w:color w:val="5B6975"/>
-          <w:sz w:val="24"/>
-        </w:rPr>
-        <w:t>无答案</w:t>
-      </w:r>
-      <w:r>
-        <w:rPr>
-          <w:rFonts w:ascii="Times New Roman" w:hAnsi="Times New Roman" w:eastAsia="Times New Roman" w:cs="Times New Roman"/>
-          <w:b w:val="0"/>
-          <w:color w:val="5B6975"/>
-          <w:sz w:val="24"/>
-        </w:rPr>
-        <w:t>）</w:t>
-      </w:r>
-    </w:p>
-    <w:p>
-      <w:pPr>
-        <w:spacing w:after="160" w:before="0" w:line="276" w:lineRule="auto"/>
-        <w:jc w:val="center"/>
-      </w:pPr>
-      <w:r>
-        <w:rPr>
-          <w:rFonts w:ascii="Times New Roman" w:hAnsi="Times New Roman" w:eastAsia="FangSong" w:cs="Times New Roman"/>
-          <w:b w:val="0"/>
-          <w:color w:val="5B6975"/>
-          <w:sz w:val="24"/>
-        </w:rPr>
-        <w:t>日期</w:t>
-      </w:r>
-      <w:r>
-        <w:rPr>
-          <w:rFonts w:ascii="Times New Roman" w:hAnsi="Times New Roman" w:eastAsia="Times New Roman" w:cs="Times New Roman"/>
-          <w:b w:val="0"/>
-          <w:color w:val="5B6975"/>
-          <w:sz w:val="24"/>
-        </w:rPr>
-        <w:t>：2026-09-06</w:t>
-      </w:r>
-    </w:p>
-    <w:p>
-      <w:pPr>
-        <w:jc w:val="center"/>
-      </w:pPr>
-      <w:r>
-        <w:rPr>
-          <w:rFonts w:ascii="Times New Roman" w:hAnsi="Times New Roman" w:eastAsia="Times New Roman" w:cs="Times New Roman"/>
-        </w:rPr>
-        <w:br w:type="page"/>
-      </w:r>
-    </w:p>
     <w:p>
       <w:pPr>
         <w:pStyle w:val="Heading1"/>

--- a/00-首页/题组Word/习题书/学生版/第二篇-结构化学/7-结构化学基础.docx
+++ b/00-首页/题组Word/习题书/学生版/第二篇-结构化学/7-结构化学基础.docx
@@ -2,7 +2,7 @@
 <file path=word/document.xml><?xml version="1.0" encoding="utf-8"?>
 <w:document xmlns:w="http://schemas.openxmlformats.org/wordprocessingml/2006/main" xmlns:m="http://schemas.openxmlformats.org/officeDocument/2006/math" xmlns:r="http://schemas.openxmlformats.org/officeDocument/2006/relationships" xmlns:o="urn:schemas-microsoft-com:office:office" xmlns:v="urn:schemas-microsoft-com:vml" xmlns:w10="urn:schemas-microsoft-com:office:word" xmlns:a="http://schemas.openxmlformats.org/drawingml/2006/main" xmlns:pic="http://schemas.openxmlformats.org/drawingml/2006/picture" xmlns:wp="http://schemas.openxmlformats.org/drawingml/2006/wordprocessingDrawing">
   <w:body>
-    <w:bookmarkStart w:id="36" w:name="第-7-章-结构化学基础"/>
+    <w:bookmarkStart w:id="40" w:name="第-7-章-结构化学基础"/>
     <w:p>
       <w:pPr>
         <w:pStyle w:val="Heading1"/>
@@ -50,7 +50,21 @@
         </w:pict>
       </w:r>
     </w:p>
-    <w:bookmarkStart w:id="9" w:name="二元氧化物含氧量第33届初赛"/>
+    <w:bookmarkStart w:id="9" w:name="基础巩固"/>
+    <w:p>
+      <w:pPr>
+        <w:pStyle w:val="Heading2"/>
+        <w:spacing w:before="280" w:after="120"/>
+      </w:pPr>
+      <w:r>
+        <w:rPr>
+          <w:rFonts w:hint="eastAsia" w:ascii="Times New Roman" w:hAnsi="Times New Roman" w:eastAsia="SimHei" w:cs="Times New Roman"/>
+        </w:rPr>
+        <w:t xml:space="preserve">基础巩固</w:t>
+      </w:r>
+    </w:p>
+    <w:bookmarkEnd w:id="9"/>
+    <w:bookmarkStart w:id="10" w:name="二元氧化物含氧量第33届初赛"/>
     <w:p>
       <w:pPr>
         <w:pStyle w:val="Heading2"/>
@@ -344,8 +358,8 @@
         </w:pict>
       </w:r>
     </w:p>
-    <w:bookmarkEnd w:id="9"/>
-    <w:bookmarkStart w:id="10" w:name="生物无机化学-习题11.4"/>
+    <w:bookmarkEnd w:id="10"/>
+    <w:bookmarkStart w:id="11" w:name="生物无机化学-习题11.3"/>
     <w:p>
       <w:pPr>
         <w:pStyle w:val="Heading2"/>
@@ -379,7 +393,7 @@
         <w:rPr>
           <w:rFonts w:hint="eastAsia" w:ascii="Times New Roman" w:hAnsi="Times New Roman" w:eastAsia="Times New Roman" w:cs="Times New Roman"/>
         </w:rPr>
-        <w:t>11.4</w:t>
+        <w:t>11.3</w:t>
       </w:r>
     </w:p>
     <w:p>
@@ -390,19 +404,19 @@
         <w:rPr>
           <w:rFonts w:hint="eastAsia" w:ascii="Times New Roman" w:hAnsi="Times New Roman" w:eastAsia="FangSong" w:cs="Times New Roman"/>
         </w:rPr>
-        <w:t>从脱氧血红蛋白到氧合血红蛋白的过程中</w:t>
-      </w:r>
-      <w:r>
-        <w:rPr>
-          <w:rFonts w:hint="eastAsia" w:ascii="Times New Roman" w:hAnsi="Times New Roman" w:eastAsia="Times New Roman" w:cs="Times New Roman"/>
-        </w:rPr>
-        <w:t>，</w:t>
-      </w:r>
-      <w:r>
-        <w:rPr>
-          <w:rFonts w:hint="eastAsia" w:ascii="Times New Roman" w:hAnsi="Times New Roman" w:eastAsia="FangSong" w:cs="Times New Roman"/>
-        </w:rPr>
-        <w:t>血红素基团发生了什么变化</w:t>
+        <w:t>血红蛋白和肌红蛋白的生理功能是什么</w:t>
+      </w:r>
+      <w:r>
+        <w:rPr>
+          <w:rFonts w:hint="eastAsia" w:ascii="Times New Roman" w:hAnsi="Times New Roman" w:eastAsia="Times New Roman" w:cs="Times New Roman"/>
+        </w:rPr>
+        <w:t>？</w:t>
+      </w:r>
+      <w:r>
+        <w:rPr>
+          <w:rFonts w:hint="eastAsia" w:ascii="Times New Roman" w:hAnsi="Times New Roman" w:eastAsia="FangSong" w:cs="Times New Roman"/>
+        </w:rPr>
+        <w:t>在结构上有何异同</w:t>
       </w:r>
       <w:r>
         <w:rPr>
@@ -421,8 +435,8 @@
         </w:pict>
       </w:r>
     </w:p>
-    <w:bookmarkEnd w:id="10"/>
-    <w:bookmarkStart w:id="11" w:name="生物无机化学-习题11.8"/>
+    <w:bookmarkEnd w:id="11"/>
+    <w:bookmarkStart w:id="12" w:name="生物无机化学-习题11.5"/>
     <w:p>
       <w:pPr>
         <w:pStyle w:val="Heading2"/>
@@ -456,7 +470,7 @@
         <w:rPr>
           <w:rFonts w:hint="eastAsia" w:ascii="Times New Roman" w:hAnsi="Times New Roman" w:eastAsia="Times New Roman" w:cs="Times New Roman"/>
         </w:rPr>
-        <w:t>11.8</w:t>
+        <w:t>11.5</w:t>
       </w:r>
     </w:p>
     <w:p>
@@ -467,109 +481,13 @@
         <w:rPr>
           <w:rFonts w:hint="eastAsia" w:ascii="Times New Roman" w:hAnsi="Times New Roman" w:eastAsia="FangSong" w:cs="Times New Roman"/>
         </w:rPr>
-        <w:t>指出下列各生物配合物中的金属离子及价态</w:t>
-      </w:r>
-      <w:r>
-        <w:rPr>
-          <w:rFonts w:hint="eastAsia" w:ascii="Times New Roman" w:hAnsi="Times New Roman" w:eastAsia="Times New Roman" w:cs="Times New Roman"/>
-        </w:rPr>
-        <w:t>、</w:t>
-      </w:r>
-      <w:r>
-        <w:rPr>
-          <w:rFonts w:hint="eastAsia" w:ascii="Times New Roman" w:hAnsi="Times New Roman" w:eastAsia="FangSong" w:cs="Times New Roman"/>
-        </w:rPr>
-        <w:t>生物配体类别</w:t>
-      </w:r>
-      <w:r>
-        <w:rPr>
-          <w:rFonts w:hint="eastAsia" w:ascii="Times New Roman" w:hAnsi="Times New Roman" w:eastAsia="Times New Roman" w:cs="Times New Roman"/>
-        </w:rPr>
-        <w:t>、</w:t>
-      </w:r>
-      <w:r>
-        <w:rPr>
-          <w:rFonts w:hint="eastAsia" w:ascii="Times New Roman" w:hAnsi="Times New Roman" w:eastAsia="FangSong" w:cs="Times New Roman"/>
-        </w:rPr>
-        <w:t>生理功能</w:t>
-      </w:r>
-      <w:r>
-        <w:rPr>
-          <w:rFonts w:hint="eastAsia" w:ascii="Times New Roman" w:hAnsi="Times New Roman" w:eastAsia="Times New Roman" w:cs="Times New Roman"/>
-        </w:rPr>
-        <w:t>：</w:t>
-      </w:r>
-      <w:r>
-        <w:rPr>
-          <w:rFonts w:ascii="Times New Roman" w:hAnsi="Times New Roman" w:eastAsia="Times New Roman" w:cs="Times New Roman"/>
-        </w:rPr>
-        <w:t xml:space="preserve"> </w:t>
-      </w:r>
-      <w:r>
-        <w:rPr>
-          <w:rFonts w:ascii="Times New Roman" w:hAnsi="Times New Roman" w:eastAsia="Times New Roman" w:cs="Times New Roman"/>
-        </w:rPr>
-        <w:t xml:space="preserve">(1) </w:t>
-      </w:r>
-      <w:r>
-        <w:rPr>
-          <w:rFonts w:hint="eastAsia" w:ascii="Times New Roman" w:hAnsi="Times New Roman" w:eastAsia="FangSong" w:cs="Times New Roman"/>
-        </w:rPr>
-        <w:t xml:space="preserve">碳酸酐酶</w:t>
-      </w:r>
-      <w:r>
-        <w:rPr>
-          <w:rFonts w:ascii="Times New Roman" w:hAnsi="Times New Roman" w:eastAsia="Times New Roman" w:cs="Times New Roman"/>
-        </w:rPr>
-        <w:t xml:space="preserve"> </w:t>
-      </w:r>
-      <w:r>
-        <w:rPr>
-          <w:rFonts w:ascii="Times New Roman" w:hAnsi="Times New Roman" w:eastAsia="Times New Roman" w:cs="Times New Roman"/>
-        </w:rPr>
-        <w:t xml:space="preserve">(2) </w:t>
-      </w:r>
-      <w:r>
-        <w:rPr>
-          <w:rFonts w:hint="eastAsia" w:ascii="Times New Roman" w:hAnsi="Times New Roman" w:eastAsia="FangSong" w:cs="Times New Roman"/>
-        </w:rPr>
-        <w:t xml:space="preserve">血浆铜蓝蛋白</w:t>
-      </w:r>
-      <w:r>
-        <w:rPr>
-          <w:rFonts w:ascii="Times New Roman" w:hAnsi="Times New Roman" w:eastAsia="Times New Roman" w:cs="Times New Roman"/>
-        </w:rPr>
-        <w:t xml:space="preserve"> </w:t>
-      </w:r>
-      <w:r>
-        <w:rPr>
-          <w:rFonts w:ascii="Times New Roman" w:hAnsi="Times New Roman" w:eastAsia="Times New Roman" w:cs="Times New Roman"/>
-        </w:rPr>
-        <w:t xml:space="preserve">(3) </w:t>
-      </w:r>
-      <w:r>
-        <w:rPr>
-          <w:rFonts w:hint="eastAsia" w:ascii="Times New Roman" w:hAnsi="Times New Roman" w:eastAsia="FangSong" w:cs="Times New Roman"/>
-        </w:rPr>
-        <w:t xml:space="preserve">顺铂与靶分子结合后</w:t>
-      </w:r>
-      <w:r>
-        <w:rPr>
-          <w:rFonts w:ascii="Times New Roman" w:hAnsi="Times New Roman" w:eastAsia="Times New Roman" w:cs="Times New Roman"/>
-        </w:rPr>
-        <w:t xml:space="preserve"> </w:t>
-      </w:r>
-      <w:r>
-        <w:rPr>
-          <w:rFonts w:ascii="Times New Roman" w:hAnsi="Times New Roman" w:eastAsia="Times New Roman" w:cs="Times New Roman"/>
-        </w:rPr>
-        <w:t xml:space="preserve">(4) </w:t>
-      </w:r>
-      <w:r>
-        <w:rPr>
-          <w:rFonts w:hint="eastAsia" w:ascii="Times New Roman" w:hAnsi="Times New Roman" w:eastAsia="FangSong" w:cs="Times New Roman"/>
-        </w:rPr>
-        <w:t xml:space="preserve">胰岛素</w:t>
+        <w:t>锌离子在羧肽酶中起什么作用</w:t>
+      </w:r>
+      <w:r>
+        <w:rPr>
+          <w:rFonts w:hint="eastAsia" w:ascii="Times New Roman" w:hAnsi="Times New Roman" w:eastAsia="Times New Roman" w:cs="Times New Roman"/>
+        </w:rPr>
+        <w:t>？</w:t>
       </w:r>
     </w:p>
     <w:p>
@@ -582,8 +500,8 @@
         </w:pict>
       </w:r>
     </w:p>
-    <w:bookmarkEnd w:id="11"/>
-    <w:bookmarkStart w:id="12" w:name="习题c.1"/>
+    <w:bookmarkEnd w:id="12"/>
+    <w:bookmarkStart w:id="13" w:name="竞赛提升"/>
     <w:p>
       <w:pPr>
         <w:pStyle w:val="Heading2"/>
@@ -591,6 +509,20 @@
       </w:pPr>
       <w:r>
         <w:rPr>
+          <w:rFonts w:hint="eastAsia" w:ascii="Times New Roman" w:hAnsi="Times New Roman" w:eastAsia="SimHei" w:cs="Times New Roman"/>
+        </w:rPr>
+        <w:t xml:space="preserve">竞赛提升</w:t>
+      </w:r>
+    </w:p>
+    <w:bookmarkEnd w:id="13"/>
+    <w:bookmarkStart w:id="14" w:name="生物无机化学-习题11.4"/>
+    <w:p>
+      <w:pPr>
+        <w:pStyle w:val="Heading2"/>
+        <w:spacing w:before="280" w:after="120"/>
+      </w:pPr>
+      <w:r>
+        <w:rPr>
           <w:rFonts w:ascii="Times New Roman" w:hAnsi="Times New Roman" w:eastAsia="Times New Roman" w:cs="Times New Roman"/>
         </w:rPr>
         <w:t xml:space="preserve">7.4 </w:t>
@@ -599,53 +531,54 @@
         <w:rPr>
           <w:rFonts w:hint="eastAsia" w:ascii="Times New Roman" w:hAnsi="Times New Roman" w:eastAsia="SimHei" w:cs="Times New Roman"/>
         </w:rPr>
+        <w:t>生物无机化学</w:t>
+      </w:r>
+      <w:r>
+        <w:rPr>
+          <w:rFonts w:hint="eastAsia" w:ascii="Times New Roman" w:hAnsi="Times New Roman" w:eastAsia="Times New Roman" w:cs="Times New Roman"/>
+        </w:rPr>
+        <w:t>-</w:t>
+      </w:r>
+      <w:r>
+        <w:rPr>
+          <w:rFonts w:hint="eastAsia" w:ascii="Times New Roman" w:hAnsi="Times New Roman" w:eastAsia="SimHei" w:cs="Times New Roman"/>
+        </w:rPr>
         <w:t>习题</w:t>
       </w:r>
       <w:r>
         <w:rPr>
           <w:rFonts w:hint="eastAsia" w:ascii="Times New Roman" w:hAnsi="Times New Roman" w:eastAsia="Times New Roman" w:cs="Times New Roman"/>
         </w:rPr>
-        <w:t>C.1</w:t>
+        <w:t>11.4</w:t>
       </w:r>
     </w:p>
     <w:p>
       <w:pPr>
         <w:pStyle w:val="FirstParagraph"/>
       </w:pPr>
-      <m:oMath>
-        <m:r>
-          <m:t>β</m:t>
-        </m:r>
-      </m:oMath>
-      <w:r>
-        <w:rPr>
-          <w:rFonts w:hint="eastAsia" w:ascii="Times New Roman" w:hAnsi="Times New Roman" w:eastAsia="Times New Roman" w:cs="Times New Roman"/>
-        </w:rPr>
-        <w:t>-</w:t>
-      </w:r>
-      <w:r>
-        <w:rPr>
-          <w:rFonts w:hint="eastAsia" w:ascii="Times New Roman" w:hAnsi="Times New Roman" w:eastAsia="FangSong" w:cs="Times New Roman"/>
-        </w:rPr>
-        <w:t>胡萝卜素</w:t>
-      </w:r>
-      <w:r>
-        <w:rPr>
-          <w:rFonts w:hint="eastAsia" w:ascii="Times New Roman" w:hAnsi="Times New Roman" w:eastAsia="Times New Roman" w:cs="Times New Roman"/>
-        </w:rPr>
-        <w:t>(β-carotene)</w:t>
-      </w:r>
-      <w:r>
-        <w:rPr>
-          <w:rFonts w:hint="eastAsia" w:ascii="Times New Roman" w:hAnsi="Times New Roman" w:eastAsia="FangSong" w:cs="Times New Roman"/>
-        </w:rPr>
-        <w:t>的结构式如下</w:t>
-      </w:r>
-      <w:r>
-        <w:rPr>
-          <w:rFonts w:hint="eastAsia" w:ascii="Times New Roman" w:hAnsi="Times New Roman" w:eastAsia="Times New Roman" w:cs="Times New Roman"/>
-        </w:rPr>
-        <w:t>：</w:t>
+      <w:r>
+        <w:rPr>
+          <w:rFonts w:hint="eastAsia" w:ascii="Times New Roman" w:hAnsi="Times New Roman" w:eastAsia="FangSong" w:cs="Times New Roman"/>
+        </w:rPr>
+        <w:t>从脱氧血红蛋白到氧合血红蛋白的过程中</w:t>
+      </w:r>
+      <w:r>
+        <w:rPr>
+          <w:rFonts w:hint="eastAsia" w:ascii="Times New Roman" w:hAnsi="Times New Roman" w:eastAsia="Times New Roman" w:cs="Times New Roman"/>
+        </w:rPr>
+        <w:t>，</w:t>
+      </w:r>
+      <w:r>
+        <w:rPr>
+          <w:rFonts w:hint="eastAsia" w:ascii="Times New Roman" w:hAnsi="Times New Roman" w:eastAsia="FangSong" w:cs="Times New Roman"/>
+        </w:rPr>
+        <w:t>血红素基团发生了什么变化</w:t>
+      </w:r>
+      <w:r>
+        <w:rPr>
+          <w:rFonts w:hint="eastAsia" w:ascii="Times New Roman" w:hAnsi="Times New Roman" w:eastAsia="Times New Roman" w:cs="Times New Roman"/>
+        </w:rPr>
+        <w:t>？</w:t>
       </w:r>
     </w:p>
     <w:p>
@@ -658,8 +591,8 @@
         </w:pict>
       </w:r>
     </w:p>
-    <w:bookmarkEnd w:id="12"/>
-    <w:bookmarkStart w:id="13" w:name="习题c.2"/>
+    <w:bookmarkEnd w:id="14"/>
+    <w:bookmarkStart w:id="15" w:name="生物无机化学-习题11.8"/>
     <w:p>
       <w:pPr>
         <w:pStyle w:val="Heading2"/>
@@ -670,6 +603,243 @@
           <w:rFonts w:ascii="Times New Roman" w:hAnsi="Times New Roman" w:eastAsia="Times New Roman" w:cs="Times New Roman"/>
         </w:rPr>
         <w:t xml:space="preserve">7.5 </w:t>
+      </w:r>
+      <w:r>
+        <w:rPr>
+          <w:rFonts w:hint="eastAsia" w:ascii="Times New Roman" w:hAnsi="Times New Roman" w:eastAsia="SimHei" w:cs="Times New Roman"/>
+        </w:rPr>
+        <w:t>生物无机化学</w:t>
+      </w:r>
+      <w:r>
+        <w:rPr>
+          <w:rFonts w:hint="eastAsia" w:ascii="Times New Roman" w:hAnsi="Times New Roman" w:eastAsia="Times New Roman" w:cs="Times New Roman"/>
+        </w:rPr>
+        <w:t>-</w:t>
+      </w:r>
+      <w:r>
+        <w:rPr>
+          <w:rFonts w:hint="eastAsia" w:ascii="Times New Roman" w:hAnsi="Times New Roman" w:eastAsia="SimHei" w:cs="Times New Roman"/>
+        </w:rPr>
+        <w:t>习题</w:t>
+      </w:r>
+      <w:r>
+        <w:rPr>
+          <w:rFonts w:hint="eastAsia" w:ascii="Times New Roman" w:hAnsi="Times New Roman" w:eastAsia="Times New Roman" w:cs="Times New Roman"/>
+        </w:rPr>
+        <w:t>11.8</w:t>
+      </w:r>
+    </w:p>
+    <w:p>
+      <w:pPr>
+        <w:pStyle w:val="FirstParagraph"/>
+      </w:pPr>
+      <w:r>
+        <w:rPr>
+          <w:rFonts w:hint="eastAsia" w:ascii="Times New Roman" w:hAnsi="Times New Roman" w:eastAsia="FangSong" w:cs="Times New Roman"/>
+        </w:rPr>
+        <w:t>指出下列各生物配合物中的金属离子及价态</w:t>
+      </w:r>
+      <w:r>
+        <w:rPr>
+          <w:rFonts w:hint="eastAsia" w:ascii="Times New Roman" w:hAnsi="Times New Roman" w:eastAsia="Times New Roman" w:cs="Times New Roman"/>
+        </w:rPr>
+        <w:t>、</w:t>
+      </w:r>
+      <w:r>
+        <w:rPr>
+          <w:rFonts w:hint="eastAsia" w:ascii="Times New Roman" w:hAnsi="Times New Roman" w:eastAsia="FangSong" w:cs="Times New Roman"/>
+        </w:rPr>
+        <w:t>生物配体类别</w:t>
+      </w:r>
+      <w:r>
+        <w:rPr>
+          <w:rFonts w:hint="eastAsia" w:ascii="Times New Roman" w:hAnsi="Times New Roman" w:eastAsia="Times New Roman" w:cs="Times New Roman"/>
+        </w:rPr>
+        <w:t>、</w:t>
+      </w:r>
+      <w:r>
+        <w:rPr>
+          <w:rFonts w:hint="eastAsia" w:ascii="Times New Roman" w:hAnsi="Times New Roman" w:eastAsia="FangSong" w:cs="Times New Roman"/>
+        </w:rPr>
+        <w:t>生理功能</w:t>
+      </w:r>
+      <w:r>
+        <w:rPr>
+          <w:rFonts w:hint="eastAsia" w:ascii="Times New Roman" w:hAnsi="Times New Roman" w:eastAsia="Times New Roman" w:cs="Times New Roman"/>
+        </w:rPr>
+        <w:t>：</w:t>
+      </w:r>
+      <w:r>
+        <w:rPr>
+          <w:rFonts w:ascii="Times New Roman" w:hAnsi="Times New Roman" w:eastAsia="Times New Roman" w:cs="Times New Roman"/>
+        </w:rPr>
+        <w:t xml:space="preserve"> </w:t>
+      </w:r>
+      <w:r>
+        <w:rPr>
+          <w:rFonts w:ascii="Times New Roman" w:hAnsi="Times New Roman" w:eastAsia="Times New Roman" w:cs="Times New Roman"/>
+        </w:rPr>
+        <w:t xml:space="preserve">(1) </w:t>
+      </w:r>
+      <w:r>
+        <w:rPr>
+          <w:rFonts w:hint="eastAsia" w:ascii="Times New Roman" w:hAnsi="Times New Roman" w:eastAsia="FangSong" w:cs="Times New Roman"/>
+        </w:rPr>
+        <w:t xml:space="preserve">碳酸酐酶</w:t>
+      </w:r>
+      <w:r>
+        <w:rPr>
+          <w:rFonts w:ascii="Times New Roman" w:hAnsi="Times New Roman" w:eastAsia="Times New Roman" w:cs="Times New Roman"/>
+        </w:rPr>
+        <w:t xml:space="preserve"> </w:t>
+      </w:r>
+      <w:r>
+        <w:rPr>
+          <w:rFonts w:ascii="Times New Roman" w:hAnsi="Times New Roman" w:eastAsia="Times New Roman" w:cs="Times New Roman"/>
+        </w:rPr>
+        <w:t xml:space="preserve">(2) </w:t>
+      </w:r>
+      <w:r>
+        <w:rPr>
+          <w:rFonts w:hint="eastAsia" w:ascii="Times New Roman" w:hAnsi="Times New Roman" w:eastAsia="FangSong" w:cs="Times New Roman"/>
+        </w:rPr>
+        <w:t xml:space="preserve">血浆铜蓝蛋白</w:t>
+      </w:r>
+      <w:r>
+        <w:rPr>
+          <w:rFonts w:ascii="Times New Roman" w:hAnsi="Times New Roman" w:eastAsia="Times New Roman" w:cs="Times New Roman"/>
+        </w:rPr>
+        <w:t xml:space="preserve"> </w:t>
+      </w:r>
+      <w:r>
+        <w:rPr>
+          <w:rFonts w:ascii="Times New Roman" w:hAnsi="Times New Roman" w:eastAsia="Times New Roman" w:cs="Times New Roman"/>
+        </w:rPr>
+        <w:t xml:space="preserve">(3) </w:t>
+      </w:r>
+      <w:r>
+        <w:rPr>
+          <w:rFonts w:hint="eastAsia" w:ascii="Times New Roman" w:hAnsi="Times New Roman" w:eastAsia="FangSong" w:cs="Times New Roman"/>
+        </w:rPr>
+        <w:t xml:space="preserve">顺铂与靶分子结合后</w:t>
+      </w:r>
+      <w:r>
+        <w:rPr>
+          <w:rFonts w:ascii="Times New Roman" w:hAnsi="Times New Roman" w:eastAsia="Times New Roman" w:cs="Times New Roman"/>
+        </w:rPr>
+        <w:t xml:space="preserve"> </w:t>
+      </w:r>
+      <w:r>
+        <w:rPr>
+          <w:rFonts w:ascii="Times New Roman" w:hAnsi="Times New Roman" w:eastAsia="Times New Roman" w:cs="Times New Roman"/>
+        </w:rPr>
+        <w:t xml:space="preserve">(4) </w:t>
+      </w:r>
+      <w:r>
+        <w:rPr>
+          <w:rFonts w:hint="eastAsia" w:ascii="Times New Roman" w:hAnsi="Times New Roman" w:eastAsia="FangSong" w:cs="Times New Roman"/>
+        </w:rPr>
+        <w:t xml:space="preserve">胰岛素</w:t>
+      </w:r>
+    </w:p>
+    <w:p>
+      <w:pPr>
+        <w:spacing w:before="160" w:after="80"/>
+      </w:pPr>
+      <w:r>
+        <w:pict>
+          <v:rect style="width:0;height:1.5pt" o:hralign="center" o:hrstd="t" o:hr="t"/>
+        </w:pict>
+      </w:r>
+    </w:p>
+    <w:bookmarkEnd w:id="15"/>
+    <w:bookmarkStart w:id="16" w:name="习题c.1"/>
+    <w:p>
+      <w:pPr>
+        <w:pStyle w:val="Heading2"/>
+        <w:spacing w:before="280" w:after="120"/>
+      </w:pPr>
+      <w:r>
+        <w:rPr>
+          <w:rFonts w:ascii="Times New Roman" w:hAnsi="Times New Roman" w:eastAsia="Times New Roman" w:cs="Times New Roman"/>
+        </w:rPr>
+        <w:t xml:space="preserve">7.6 </w:t>
+      </w:r>
+      <w:r>
+        <w:rPr>
+          <w:rFonts w:hint="eastAsia" w:ascii="Times New Roman" w:hAnsi="Times New Roman" w:eastAsia="SimHei" w:cs="Times New Roman"/>
+        </w:rPr>
+        <w:t>习题</w:t>
+      </w:r>
+      <w:r>
+        <w:rPr>
+          <w:rFonts w:hint="eastAsia" w:ascii="Times New Roman" w:hAnsi="Times New Roman" w:eastAsia="Times New Roman" w:cs="Times New Roman"/>
+        </w:rPr>
+        <w:t>C.1</w:t>
+      </w:r>
+    </w:p>
+    <w:p>
+      <w:pPr>
+        <w:pStyle w:val="FirstParagraph"/>
+      </w:pPr>
+      <m:oMath>
+        <m:r>
+          <m:t>β</m:t>
+        </m:r>
+      </m:oMath>
+      <w:r>
+        <w:rPr>
+          <w:rFonts w:hint="eastAsia" w:ascii="Times New Roman" w:hAnsi="Times New Roman" w:eastAsia="Times New Roman" w:cs="Times New Roman"/>
+        </w:rPr>
+        <w:t>-</w:t>
+      </w:r>
+      <w:r>
+        <w:rPr>
+          <w:rFonts w:hint="eastAsia" w:ascii="Times New Roman" w:hAnsi="Times New Roman" w:eastAsia="FangSong" w:cs="Times New Roman"/>
+        </w:rPr>
+        <w:t>胡萝卜素</w:t>
+      </w:r>
+      <w:r>
+        <w:rPr>
+          <w:rFonts w:hint="eastAsia" w:ascii="Times New Roman" w:hAnsi="Times New Roman" w:eastAsia="Times New Roman" w:cs="Times New Roman"/>
+        </w:rPr>
+        <w:t>(β-carotene)</w:t>
+      </w:r>
+      <w:r>
+        <w:rPr>
+          <w:rFonts w:hint="eastAsia" w:ascii="Times New Roman" w:hAnsi="Times New Roman" w:eastAsia="FangSong" w:cs="Times New Roman"/>
+        </w:rPr>
+        <w:t>的结构式如下</w:t>
+      </w:r>
+      <w:r>
+        <w:rPr>
+          <w:rFonts w:hint="eastAsia" w:ascii="Times New Roman" w:hAnsi="Times New Roman" w:eastAsia="Times New Roman" w:cs="Times New Roman"/>
+        </w:rPr>
+        <w:t>：</w:t>
+      </w:r>
+    </w:p>
+    <w:p>
+      <w:pPr>
+        <w:spacing w:before="160" w:after="80"/>
+      </w:pPr>
+      <w:r>
+        <w:pict>
+          <v:rect style="width:0;height:1.5pt" o:hralign="center" o:hrstd="t" o:hr="t"/>
+        </w:pict>
+      </w:r>
+    </w:p>
+    <w:bookmarkEnd w:id="16"/>
+    <w:bookmarkStart w:id="17" w:name="习题c.2"/>
+    <w:p>
+      <w:pPr>
+        <w:pStyle w:val="Heading2"/>
+        <w:spacing w:before="280" w:after="120"/>
+      </w:pPr>
+      <w:r>
+        <w:rPr>
+          <w:rFonts w:ascii="Times New Roman" w:hAnsi="Times New Roman" w:eastAsia="Times New Roman" w:cs="Times New Roman"/>
+        </w:rPr>
+        <w:t xml:space="preserve">7.7 </w:t>
       </w:r>
       <w:r>
         <w:rPr>
@@ -1649,8 +1819,8 @@
         </w:pict>
       </w:r>
     </w:p>
-    <w:bookmarkEnd w:id="13"/>
-    <w:bookmarkStart w:id="14" w:name="习题c.4"/>
+    <w:bookmarkEnd w:id="17"/>
+    <w:bookmarkStart w:id="18" w:name="习题c.4"/>
     <w:p>
       <w:pPr>
         <w:pStyle w:val="Heading2"/>
@@ -1660,7 +1830,7 @@
         <w:rPr>
           <w:rFonts w:ascii="Times New Roman" w:hAnsi="Times New Roman" w:eastAsia="Times New Roman" w:cs="Times New Roman"/>
         </w:rPr>
-        <w:t xml:space="preserve">7.6 </w:t>
+        <w:t xml:space="preserve">7.8 </w:t>
       </w:r>
       <w:r>
         <w:rPr>
@@ -2156,8 +2326,8 @@
         </w:pict>
       </w:r>
     </w:p>
-    <w:bookmarkEnd w:id="14"/>
-    <w:bookmarkStart w:id="15" w:name="习题c.5"/>
+    <w:bookmarkEnd w:id="18"/>
+    <w:bookmarkStart w:id="19" w:name="习题c.5"/>
     <w:p>
       <w:pPr>
         <w:pStyle w:val="Heading2"/>
@@ -2167,7 +2337,7 @@
         <w:rPr>
           <w:rFonts w:ascii="Times New Roman" w:hAnsi="Times New Roman" w:eastAsia="Times New Roman" w:cs="Times New Roman"/>
         </w:rPr>
-        <w:t xml:space="preserve">7.7 </w:t>
+        <w:t xml:space="preserve">7.9 </w:t>
       </w:r>
       <w:r>
         <w:rPr>
@@ -2576,8 +2746,8 @@
         </w:pict>
       </w:r>
     </w:p>
-    <w:bookmarkEnd w:id="15"/>
-    <w:bookmarkStart w:id="16" w:name="习题c.6"/>
+    <w:bookmarkEnd w:id="19"/>
+    <w:bookmarkStart w:id="20" w:name="习题c.6"/>
     <w:p>
       <w:pPr>
         <w:pStyle w:val="Heading2"/>
@@ -2587,7 +2757,7 @@
         <w:rPr>
           <w:rFonts w:ascii="Times New Roman" w:hAnsi="Times New Roman" w:eastAsia="Times New Roman" w:cs="Times New Roman"/>
         </w:rPr>
-        <w:t xml:space="preserve">7.8 </w:t>
+        <w:t xml:space="preserve">7.10 </w:t>
       </w:r>
       <w:r>
         <w:rPr>
@@ -2820,8 +2990,8 @@
         </w:pict>
       </w:r>
     </w:p>
-    <w:bookmarkEnd w:id="16"/>
-    <w:bookmarkStart w:id="20" w:name="习题c.7"/>
+    <w:bookmarkEnd w:id="20"/>
+    <w:bookmarkStart w:id="24" w:name="习题c.7"/>
     <w:p>
       <w:pPr>
         <w:pStyle w:val="Heading2"/>
@@ -2831,7 +3001,7 @@
         <w:rPr>
           <w:rFonts w:ascii="Times New Roman" w:hAnsi="Times New Roman" w:eastAsia="Times New Roman" w:cs="Times New Roman"/>
         </w:rPr>
-        <w:t xml:space="preserve">7.9 </w:t>
+        <w:t xml:space="preserve">7.11 </w:t>
       </w:r>
       <w:r>
         <w:rPr>
@@ -4091,18 +4261,18 @@
           <wp:inline>
             <wp:extent cx="3600000" cy="2305990"/>
             <wp:effectExtent b="0" l="0" r="0" t="0"/>
-            <wp:docPr descr="" title="" id="18" name="Picture"/>
+            <wp:docPr descr="" title="" id="22" name="Picture"/>
             <a:graphic>
               <a:graphicData uri="http://schemas.openxmlformats.org/drawingml/2006/picture">
                 <pic:pic>
                   <pic:nvPicPr>
-                    <pic:cNvPr descr="6fcaf06e364d399f461840182befe7498fc6e61344f618540022b196d575fb33.jpg" id="19" name="Picture"/>
+                    <pic:cNvPr descr="6fcaf06e364d399f461840182befe7498fc6e61344f618540022b196d575fb33.jpg" id="23" name="Picture"/>
                     <pic:cNvPicPr>
                       <a:picLocks noChangeArrowheads="1" noChangeAspect="1"/>
                     </pic:cNvPicPr>
                   </pic:nvPicPr>
                   <pic:blipFill>
-                    <a:blip r:embed="rId17"/>
+                    <a:blip r:embed="rId21"/>
                     <a:stretch>
                       <a:fillRect/>
                     </a:stretch>
@@ -4175,8 +4345,8 @@
         </w:pict>
       </w:r>
     </w:p>
-    <w:bookmarkEnd w:id="20"/>
-    <w:bookmarkStart w:id="21" w:name="习题c.8"/>
+    <w:bookmarkEnd w:id="24"/>
+    <w:bookmarkStart w:id="25" w:name="习题c.8"/>
     <w:p>
       <w:pPr>
         <w:pStyle w:val="Heading2"/>
@@ -4186,7 +4356,7 @@
         <w:rPr>
           <w:rFonts w:ascii="Times New Roman" w:hAnsi="Times New Roman" w:eastAsia="Times New Roman" w:cs="Times New Roman"/>
         </w:rPr>
-        <w:t xml:space="preserve">7.10 </w:t>
+        <w:t xml:space="preserve">7.12 </w:t>
       </w:r>
       <w:r>
         <w:rPr>
@@ -4325,8 +4495,8 @@
         </w:pict>
       </w:r>
     </w:p>
-    <w:bookmarkEnd w:id="21"/>
-    <w:bookmarkStart w:id="22" w:name="习题c.9"/>
+    <w:bookmarkEnd w:id="25"/>
+    <w:bookmarkStart w:id="26" w:name="习题c.9"/>
     <w:p>
       <w:pPr>
         <w:pStyle w:val="Heading2"/>
@@ -4336,7 +4506,7 @@
         <w:rPr>
           <w:rFonts w:ascii="Times New Roman" w:hAnsi="Times New Roman" w:eastAsia="Times New Roman" w:cs="Times New Roman"/>
         </w:rPr>
-        <w:t xml:space="preserve">7.11 </w:t>
+        <w:t xml:space="preserve">7.13 </w:t>
       </w:r>
       <w:r>
         <w:rPr>
@@ -4534,8 +4704,8 @@
         </w:pict>
       </w:r>
     </w:p>
-    <w:bookmarkEnd w:id="22"/>
-    <w:bookmarkStart w:id="23" w:name="习题c.10"/>
+    <w:bookmarkEnd w:id="26"/>
+    <w:bookmarkStart w:id="27" w:name="习题c.10"/>
     <w:p>
       <w:pPr>
         <w:pStyle w:val="Heading2"/>
@@ -4545,7 +4715,7 @@
         <w:rPr>
           <w:rFonts w:ascii="Times New Roman" w:hAnsi="Times New Roman" w:eastAsia="Times New Roman" w:cs="Times New Roman"/>
         </w:rPr>
-        <w:t xml:space="preserve">7.12 </w:t>
+        <w:t xml:space="preserve">7.14 </w:t>
       </w:r>
       <w:r>
         <w:rPr>
@@ -5160,8 +5330,8 @@
         </w:pict>
       </w:r>
     </w:p>
-    <w:bookmarkEnd w:id="23"/>
-    <w:bookmarkStart w:id="24" w:name="习题c.11"/>
+    <w:bookmarkEnd w:id="27"/>
+    <w:bookmarkStart w:id="28" w:name="习题c.11"/>
     <w:p>
       <w:pPr>
         <w:pStyle w:val="Heading2"/>
@@ -5171,7 +5341,7 @@
         <w:rPr>
           <w:rFonts w:ascii="Times New Roman" w:hAnsi="Times New Roman" w:eastAsia="Times New Roman" w:cs="Times New Roman"/>
         </w:rPr>
-        <w:t xml:space="preserve">7.13 </w:t>
+        <w:t xml:space="preserve">7.15 </w:t>
       </w:r>
       <w:r>
         <w:rPr>
@@ -5532,8 +5702,8 @@
         </w:pict>
       </w:r>
     </w:p>
-    <w:bookmarkEnd w:id="24"/>
-    <w:bookmarkStart w:id="25" w:name="习题c.12"/>
+    <w:bookmarkEnd w:id="28"/>
+    <w:bookmarkStart w:id="29" w:name="习题c.12"/>
     <w:p>
       <w:pPr>
         <w:pStyle w:val="Heading2"/>
@@ -5543,7 +5713,7 @@
         <w:rPr>
           <w:rFonts w:ascii="Times New Roman" w:hAnsi="Times New Roman" w:eastAsia="Times New Roman" w:cs="Times New Roman"/>
         </w:rPr>
-        <w:t xml:space="preserve">7.14 </w:t>
+        <w:t xml:space="preserve">7.16 </w:t>
       </w:r>
       <w:r>
         <w:rPr>
@@ -6294,8 +6464,8 @@
         </w:pict>
       </w:r>
     </w:p>
-    <w:bookmarkEnd w:id="25"/>
-    <w:bookmarkStart w:id="26" w:name="习题c.13"/>
+    <w:bookmarkEnd w:id="29"/>
+    <w:bookmarkStart w:id="30" w:name="习题c.13"/>
     <w:p>
       <w:pPr>
         <w:pStyle w:val="Heading2"/>
@@ -6305,7 +6475,7 @@
         <w:rPr>
           <w:rFonts w:ascii="Times New Roman" w:hAnsi="Times New Roman" w:eastAsia="Times New Roman" w:cs="Times New Roman"/>
         </w:rPr>
-        <w:t xml:space="preserve">7.15 </w:t>
+        <w:t xml:space="preserve">7.17 </w:t>
       </w:r>
       <w:r>
         <w:rPr>
@@ -7010,8 +7180,8 @@
         </w:pict>
       </w:r>
     </w:p>
-    <w:bookmarkEnd w:id="26"/>
-    <w:bookmarkStart w:id="27" w:name="习题c.14"/>
+    <w:bookmarkEnd w:id="30"/>
+    <w:bookmarkStart w:id="31" w:name="习题c.14"/>
     <w:p>
       <w:pPr>
         <w:pStyle w:val="Heading2"/>
@@ -7021,7 +7191,7 @@
         <w:rPr>
           <w:rFonts w:ascii="Times New Roman" w:hAnsi="Times New Roman" w:eastAsia="Times New Roman" w:cs="Times New Roman"/>
         </w:rPr>
-        <w:t xml:space="preserve">7.16 </w:t>
+        <w:t xml:space="preserve">7.18 </w:t>
       </w:r>
       <w:r>
         <w:rPr>
@@ -8233,8 +8403,8 @@
         </w:pict>
       </w:r>
     </w:p>
-    <w:bookmarkEnd w:id="27"/>
-    <w:bookmarkStart w:id="28" w:name="习题c.15"/>
+    <w:bookmarkEnd w:id="31"/>
+    <w:bookmarkStart w:id="32" w:name="习题c.15"/>
     <w:p>
       <w:pPr>
         <w:pStyle w:val="Heading2"/>
@@ -8244,7 +8414,7 @@
         <w:rPr>
           <w:rFonts w:ascii="Times New Roman" w:hAnsi="Times New Roman" w:eastAsia="Times New Roman" w:cs="Times New Roman"/>
         </w:rPr>
-        <w:t xml:space="preserve">7.17 </w:t>
+        <w:t xml:space="preserve">7.19 </w:t>
       </w:r>
       <w:r>
         <w:rPr>
@@ -8419,8 +8589,8 @@
         </w:pict>
       </w:r>
     </w:p>
-    <w:bookmarkEnd w:id="28"/>
-    <w:bookmarkStart w:id="29" w:name="习题c.16"/>
+    <w:bookmarkEnd w:id="32"/>
+    <w:bookmarkStart w:id="33" w:name="习题c.16"/>
     <w:p>
       <w:pPr>
         <w:pStyle w:val="Heading2"/>
@@ -8430,7 +8600,7 @@
         <w:rPr>
           <w:rFonts w:ascii="Times New Roman" w:hAnsi="Times New Roman" w:eastAsia="Times New Roman" w:cs="Times New Roman"/>
         </w:rPr>
-        <w:t xml:space="preserve">7.18 </w:t>
+        <w:t xml:space="preserve">7.20 </w:t>
       </w:r>
       <w:r>
         <w:rPr>
@@ -9112,8 +9282,8 @@
         </w:pict>
       </w:r>
     </w:p>
-    <w:bookmarkEnd w:id="29"/>
-    <w:bookmarkStart w:id="30" w:name="习题c.18"/>
+    <w:bookmarkEnd w:id="33"/>
+    <w:bookmarkStart w:id="34" w:name="习题c.18"/>
     <w:p>
       <w:pPr>
         <w:pStyle w:val="Heading2"/>
@@ -9123,7 +9293,7 @@
         <w:rPr>
           <w:rFonts w:ascii="Times New Roman" w:hAnsi="Times New Roman" w:eastAsia="Times New Roman" w:cs="Times New Roman"/>
         </w:rPr>
-        <w:t xml:space="preserve">7.19 </w:t>
+        <w:t xml:space="preserve">7.21 </w:t>
       </w:r>
       <w:r>
         <w:rPr>
@@ -9635,8 +9805,8 @@
         </w:pict>
       </w:r>
     </w:p>
-    <w:bookmarkEnd w:id="30"/>
-    <w:bookmarkStart w:id="31" w:name="习题c.19"/>
+    <w:bookmarkEnd w:id="34"/>
+    <w:bookmarkStart w:id="35" w:name="习题c.19"/>
     <w:p>
       <w:pPr>
         <w:pStyle w:val="Heading2"/>
@@ -9646,7 +9816,7 @@
         <w:rPr>
           <w:rFonts w:ascii="Times New Roman" w:hAnsi="Times New Roman" w:eastAsia="Times New Roman" w:cs="Times New Roman"/>
         </w:rPr>
-        <w:t xml:space="preserve">7.20 </w:t>
+        <w:t xml:space="preserve">7.22 </w:t>
       </w:r>
       <w:r>
         <w:rPr>
@@ -10823,8 +10993,8 @@
         </w:pict>
       </w:r>
     </w:p>
-    <w:bookmarkEnd w:id="31"/>
-    <w:bookmarkStart w:id="32" w:name="习题c.20"/>
+    <w:bookmarkEnd w:id="35"/>
+    <w:bookmarkStart w:id="36" w:name="习题c.20"/>
     <w:p>
       <w:pPr>
         <w:pStyle w:val="Heading2"/>
@@ -10834,7 +11004,7 @@
         <w:rPr>
           <w:rFonts w:ascii="Times New Roman" w:hAnsi="Times New Roman" w:eastAsia="Times New Roman" w:cs="Times New Roman"/>
         </w:rPr>
-        <w:t xml:space="preserve">7.21 </w:t>
+        <w:t xml:space="preserve">7.23 </w:t>
       </w:r>
       <w:r>
         <w:rPr>
@@ -11688,8 +11858,8 @@
         </w:pict>
       </w:r>
     </w:p>
-    <w:bookmarkEnd w:id="32"/>
-    <w:bookmarkStart w:id="33" w:name="习题c.21"/>
+    <w:bookmarkEnd w:id="36"/>
+    <w:bookmarkStart w:id="37" w:name="习题c.21"/>
     <w:p>
       <w:pPr>
         <w:pStyle w:val="Heading2"/>
@@ -11699,7 +11869,7 @@
         <w:rPr>
           <w:rFonts w:ascii="Times New Roman" w:hAnsi="Times New Roman" w:eastAsia="Times New Roman" w:cs="Times New Roman"/>
         </w:rPr>
-        <w:t xml:space="preserve">7.22 </w:t>
+        <w:t xml:space="preserve">7.24 </w:t>
       </w:r>
       <w:r>
         <w:rPr>
@@ -13494,8 +13664,8 @@
         </w:pict>
       </w:r>
     </w:p>
-    <w:bookmarkEnd w:id="33"/>
-    <w:bookmarkStart w:id="34" w:name="习题c.22"/>
+    <w:bookmarkEnd w:id="37"/>
+    <w:bookmarkStart w:id="38" w:name="习题c.22"/>
     <w:p>
       <w:pPr>
         <w:pStyle w:val="Heading2"/>
@@ -13505,7 +13675,7 @@
         <w:rPr>
           <w:rFonts w:ascii="Times New Roman" w:hAnsi="Times New Roman" w:eastAsia="Times New Roman" w:cs="Times New Roman"/>
         </w:rPr>
-        <w:t xml:space="preserve">7.23 </w:t>
+        <w:t xml:space="preserve">7.25 </w:t>
       </w:r>
       <w:r>
         <w:rPr>
@@ -14476,8 +14646,8 @@
         </w:pict>
       </w:r>
     </w:p>
-    <w:bookmarkEnd w:id="34"/>
-    <w:bookmarkStart w:id="35" w:name="习题c.23"/>
+    <w:bookmarkEnd w:id="38"/>
+    <w:bookmarkStart w:id="39" w:name="习题c.23"/>
     <w:p>
       <w:pPr>
         <w:pStyle w:val="Heading2"/>
@@ -14487,7 +14657,7 @@
         <w:rPr>
           <w:rFonts w:ascii="Times New Roman" w:hAnsi="Times New Roman" w:eastAsia="Times New Roman" w:cs="Times New Roman"/>
         </w:rPr>
-        <w:t xml:space="preserve">7.24 </w:t>
+        <w:t xml:space="preserve">7.26 </w:t>
       </w:r>
       <w:r>
         <w:rPr>
@@ -14589,8 +14759,8 @@
         </w:pict>
       </w:r>
     </w:p>
-    <w:bookmarkEnd w:id="35"/>
-    <w:bookmarkEnd w:id="36"/>
+    <w:bookmarkEnd w:id="39"/>
+    <w:bookmarkEnd w:id="40"/>
     <w:sectPr>
       <w:footerReference w:type="default" r:id="rId9"/>
       <w:footnotePr>
